--- a/tesis/tesis_62251243.docx
+++ b/tesis/tesis_62251243.docx
@@ -10457,1028 +10457,7 @@
     </w:sdt>
     <w:p>
       <w:pPr>
-        <w:widowControl/>
-        <w:spacing w:after="160" w:line="259" w:lineRule="auto"/>
-        <w:rPr>
-          <w:rFonts w:ascii="Times New Roman" w:eastAsia="Times New Roman" w:hAnsi="Times New Roman"/>
-          <w:b/>
-          <w:bCs/>
-          <w:sz w:val="24"/>
-          <w:szCs w:val="32"/>
-          <w:lang w:val="es-HN"/>
-        </w:rPr>
-      </w:pPr>
-      <w:r>
-        <w:rPr>
-          <w:lang w:val="es-HN"/>
-        </w:rPr>
-        <w:br w:type="page"/>
-      </w:r>
-    </w:p>
-    <w:p>
-      <w:pPr>
         <w:pStyle w:val="Ttulo1"/>
-        <w:ind w:left="0"/>
-        <w:rPr>
-          <w:lang w:val="es-HN"/>
-        </w:rPr>
-      </w:pPr>
-      <w:r>
-        <w:rPr>
-          <w:lang w:val="es-HN"/>
-        </w:rPr>
-        <w:lastRenderedPageBreak/>
-        <w:t xml:space="preserve"> </w:t>
-      </w:r>
-      <w:bookmarkStart w:id="0" w:name="_Toc244410258"/>
-      <w:r>
-        <w:rPr>
-          <w:lang w:val="es-HN"/>
-        </w:rPr>
-        <w:t>Glosario</w:t>
-      </w:r>
-      <w:bookmarkEnd w:id="0"/>
-    </w:p>
-    <w:p>
-      <w:pPr>
-        <w:pStyle w:val="Ttulo1"/>
-        <w:ind w:left="0"/>
-        <w:rPr>
-          <w:lang w:val="es-HN"/>
-        </w:rPr>
-      </w:pPr>
-      <w:bookmarkStart w:id="1" w:name="_Toc244410259"/>
-      <w:r>
-        <w:rPr>
-          <w:lang w:val="es-HN"/>
-        </w:rPr>
-        <w:t>Capítulo I. Introducción</w:t>
-      </w:r>
-      <w:bookmarkEnd w:id="1"/>
-    </w:p>
-    <w:p>
-      <w:pPr>
-        <w:pStyle w:val="Ttulo1"/>
-        <w:ind w:left="0"/>
-        <w:rPr>
-          <w:lang w:val="es-HN"/>
-        </w:rPr>
-      </w:pPr>
-      <w:bookmarkStart w:id="2" w:name="_Toc244410260"/>
-      <w:r>
-        <w:rPr>
-          <w:lang w:val="es-HN"/>
-        </w:rPr>
-        <w:t>Capítulo II. Generalidades de la Empresa</w:t>
-      </w:r>
-      <w:bookmarkEnd w:id="2"/>
-    </w:p>
-    <w:p>
-      <w:pPr>
-        <w:pStyle w:val="Ttulo2"/>
-        <w:rPr>
-          <w:lang w:val="es-HN"/>
-        </w:rPr>
-      </w:pPr>
-      <w:bookmarkStart w:id="3" w:name="_Toc244410261"/>
-      <w:r>
-        <w:rPr>
-          <w:lang w:val="es-HN"/>
-        </w:rPr>
-        <w:t>2.1. Descripción de la Empresa</w:t>
-      </w:r>
-      <w:bookmarkEnd w:id="3"/>
-    </w:p>
-    <w:p>
-      <w:pPr>
-        <w:pStyle w:val="Ttulo3"/>
-        <w:rPr>
-          <w:lang w:val="es-HN"/>
-        </w:rPr>
-      </w:pPr>
-      <w:bookmarkStart w:id="4" w:name="_Toc244410262"/>
-      <w:r>
-        <w:rPr>
-          <w:lang w:val="es-HN"/>
-        </w:rPr>
-        <w:t>2.1.1. Historia Organizacional</w:t>
-      </w:r>
-      <w:bookmarkEnd w:id="4"/>
-    </w:p>
-    <w:p>
-      <w:pPr>
-        <w:pStyle w:val="Ttulo3"/>
-        <w:rPr>
-          <w:lang w:val="es-HN"/>
-        </w:rPr>
-      </w:pPr>
-      <w:bookmarkStart w:id="5" w:name="_Toc244410263"/>
-      <w:r>
-        <w:rPr>
-          <w:lang w:val="es-HN"/>
-        </w:rPr>
-        <w:t>2.1.2. Misión Organizacional</w:t>
-      </w:r>
-      <w:bookmarkEnd w:id="5"/>
-    </w:p>
-    <w:p>
-      <w:pPr>
-        <w:pStyle w:val="Ttulo3"/>
-        <w:rPr>
-          <w:lang w:val="es-HN"/>
-        </w:rPr>
-      </w:pPr>
-      <w:bookmarkStart w:id="6" w:name="_Toc244410264"/>
-      <w:r>
-        <w:rPr>
-          <w:lang w:val="es-HN"/>
-        </w:rPr>
-        <w:t>2.1.3. Valores Organizacionales</w:t>
-      </w:r>
-      <w:bookmarkEnd w:id="6"/>
-    </w:p>
-    <w:p>
-      <w:pPr>
-        <w:pStyle w:val="Ttulo3"/>
-        <w:rPr>
-          <w:lang w:val="es-HN"/>
-        </w:rPr>
-      </w:pPr>
-      <w:bookmarkStart w:id="7" w:name="_Toc244410265"/>
-      <w:r>
-        <w:rPr>
-          <w:lang w:val="es-HN"/>
-        </w:rPr>
-        <w:t>2.1.4. Organigrama Organizacional</w:t>
-      </w:r>
-      <w:bookmarkEnd w:id="7"/>
-    </w:p>
-    <w:p>
-      <w:pPr>
-        <w:pStyle w:val="Ttulo2"/>
-        <w:rPr>
-          <w:lang w:val="es-HN"/>
-        </w:rPr>
-      </w:pPr>
-      <w:bookmarkStart w:id="8" w:name="_Toc244410266"/>
-      <w:r>
-        <w:rPr>
-          <w:lang w:val="es-HN"/>
-        </w:rPr>
-        <w:t>2.2. Descripción del Departamento o Unidad</w:t>
-      </w:r>
-      <w:bookmarkEnd w:id="8"/>
-    </w:p>
-    <w:p>
-      <w:pPr>
-        <w:pStyle w:val="Ttulo2"/>
-        <w:rPr>
-          <w:lang w:val="es-HN"/>
-        </w:rPr>
-      </w:pPr>
-      <w:bookmarkStart w:id="9" w:name="_Toc244410267"/>
-      <w:r>
-        <w:rPr>
-          <w:lang w:val="es-HN"/>
-        </w:rPr>
-        <w:t>2.3. Antecedentes del Problema</w:t>
-      </w:r>
-      <w:bookmarkEnd w:id="9"/>
-    </w:p>
-    <w:p>
-      <w:pPr>
-        <w:pStyle w:val="Ttulo3"/>
-        <w:rPr>
-          <w:lang w:val="es-HN"/>
-        </w:rPr>
-      </w:pPr>
-      <w:bookmarkStart w:id="10" w:name="_Toc244410268"/>
-      <w:r>
-        <w:rPr>
-          <w:lang w:val="es-HN"/>
-        </w:rPr>
-        <w:t>2.3.1. Procesos del sistema GML que requieren mejora</w:t>
-      </w:r>
-      <w:bookmarkEnd w:id="10"/>
-    </w:p>
-    <w:p>
-      <w:pPr>
-        <w:pStyle w:val="Ttulo3"/>
-        <w:rPr>
-          <w:lang w:val="es-HN"/>
-        </w:rPr>
-      </w:pPr>
-      <w:bookmarkStart w:id="11" w:name="_Toc244410269"/>
-      <w:r>
-        <w:rPr>
-          <w:lang w:val="es-HN"/>
-        </w:rPr>
-        <w:t>2.3.2. Incidencias identificadas durante la operación</w:t>
-      </w:r>
-      <w:bookmarkEnd w:id="11"/>
-    </w:p>
-    <w:p>
-      <w:pPr>
-        <w:pStyle w:val="Ttulo3"/>
-        <w:rPr>
-          <w:lang w:val="es-HN"/>
-        </w:rPr>
-      </w:pPr>
-      <w:bookmarkStart w:id="12" w:name="_Toc244410270"/>
-      <w:r>
-        <w:rPr>
-          <w:lang w:val="es-HN"/>
-        </w:rPr>
-        <w:t>2.3.3. Necesidad de mejorar el control y la consistencia del sistema</w:t>
-      </w:r>
-      <w:bookmarkEnd w:id="12"/>
-    </w:p>
-    <w:p>
-      <w:pPr>
-        <w:pStyle w:val="Ttulo2"/>
-        <w:rPr>
-          <w:lang w:val="es-HN"/>
-        </w:rPr>
-      </w:pPr>
-      <w:bookmarkStart w:id="13" w:name="_Toc244410271"/>
-      <w:r>
-        <w:rPr>
-          <w:lang w:val="es-HN"/>
-        </w:rPr>
-        <w:t>2.4. Objetivos</w:t>
-      </w:r>
-      <w:bookmarkEnd w:id="13"/>
-    </w:p>
-    <w:p>
-      <w:pPr>
-        <w:pStyle w:val="Ttulo3"/>
-        <w:rPr>
-          <w:lang w:val="es-HN"/>
-        </w:rPr>
-      </w:pPr>
-      <w:bookmarkStart w:id="14" w:name="_Toc244410272"/>
-      <w:r>
-        <w:rPr>
-          <w:lang w:val="es-HN"/>
-        </w:rPr>
-        <w:t>2.4.1. Objetivo General</w:t>
-      </w:r>
-      <w:bookmarkEnd w:id="14"/>
-    </w:p>
-    <w:p>
-      <w:pPr>
-        <w:pStyle w:val="Ttulo3"/>
-        <w:rPr>
-          <w:lang w:val="es-HN"/>
-        </w:rPr>
-      </w:pPr>
-      <w:bookmarkStart w:id="15" w:name="_Toc244410273"/>
-      <w:r>
-        <w:rPr>
-          <w:lang w:val="es-HN"/>
-        </w:rPr>
-        <w:t>2.4.2. Objetivos Específicos</w:t>
-      </w:r>
-      <w:bookmarkEnd w:id="15"/>
-    </w:p>
-    <w:p>
-      <w:pPr>
-        <w:pStyle w:val="Ttulo1"/>
-        <w:ind w:left="0"/>
-        <w:rPr>
-          <w:lang w:val="es-HN"/>
-        </w:rPr>
-      </w:pPr>
-      <w:bookmarkStart w:id="16" w:name="_Toc244410274"/>
-      <w:r>
-        <w:rPr>
-          <w:lang w:val="es-HN"/>
-        </w:rPr>
-        <w:t>Capítulo III. Marco Teórico</w:t>
-      </w:r>
-      <w:bookmarkEnd w:id="16"/>
-    </w:p>
-    <w:p>
-      <w:pPr>
-        <w:pStyle w:val="Ttulo2"/>
-        <w:rPr>
-          <w:lang w:val="es-HN"/>
-        </w:rPr>
-      </w:pPr>
-      <w:bookmarkStart w:id="17" w:name="_Toc244410275"/>
-      <w:r>
-        <w:rPr>
-          <w:lang w:val="es-HN"/>
-        </w:rPr>
-        <w:t>3.1. Análisis de la Situación Actual</w:t>
-      </w:r>
-      <w:bookmarkEnd w:id="17"/>
-    </w:p>
-    <w:p>
-      <w:pPr>
-        <w:pStyle w:val="Ttulo3"/>
-        <w:rPr>
-          <w:lang w:val="es-HN"/>
-        </w:rPr>
-      </w:pPr>
-      <w:bookmarkStart w:id="18" w:name="_Toc244410276"/>
-      <w:r>
-        <w:rPr>
-          <w:lang w:val="es-HN"/>
-        </w:rPr>
-        <w:t>3.1.1. Diagnóstico Situacional FODA</w:t>
-      </w:r>
-      <w:bookmarkEnd w:id="18"/>
-    </w:p>
-    <w:p>
-      <w:pPr>
-        <w:pStyle w:val="Ttulo2"/>
-        <w:rPr>
-          <w:lang w:val="es-HN"/>
-        </w:rPr>
-      </w:pPr>
-      <w:bookmarkStart w:id="19" w:name="_Toc244410277"/>
-      <w:r>
-        <w:rPr>
-          <w:lang w:val="es-HN"/>
-        </w:rPr>
-        <w:t>3.2. Gestión de operaciones logísticas mediante sistemas de información</w:t>
-      </w:r>
-      <w:bookmarkEnd w:id="19"/>
-    </w:p>
-    <w:p>
-      <w:pPr>
-        <w:pStyle w:val="Ttulo3"/>
-        <w:rPr>
-          <w:lang w:val="es-HN"/>
-        </w:rPr>
-      </w:pPr>
-      <w:bookmarkStart w:id="20" w:name="_Toc244410278"/>
-      <w:r>
-        <w:rPr>
-          <w:lang w:val="es-HN"/>
-        </w:rPr>
-        <w:t>3.2.1. Gestión de movimientos y tránsito</w:t>
-      </w:r>
-      <w:bookmarkEnd w:id="20"/>
-    </w:p>
-    <w:p>
-      <w:pPr>
-        <w:pStyle w:val="Ttulo3"/>
-        <w:rPr>
-          <w:lang w:val="es-HN"/>
-        </w:rPr>
-      </w:pPr>
-      <w:bookmarkStart w:id="21" w:name="_Toc244410279"/>
-      <w:r>
-        <w:rPr>
-          <w:lang w:val="es-HN"/>
-        </w:rPr>
-        <w:t>3.2.2. Administración de costos y unidades de negocio</w:t>
-      </w:r>
-      <w:bookmarkEnd w:id="21"/>
-    </w:p>
-    <w:p>
-      <w:pPr>
-        <w:pStyle w:val="Ttulo3"/>
-        <w:rPr>
-          <w:lang w:val="es-HN"/>
-        </w:rPr>
-      </w:pPr>
-      <w:bookmarkStart w:id="22" w:name="_Toc244410280"/>
-      <w:r>
-        <w:rPr>
-          <w:lang w:val="es-HN"/>
-        </w:rPr>
-        <w:t>3.2.3. Control de acceso mediante usuarios y perfiles</w:t>
-      </w:r>
-      <w:bookmarkEnd w:id="22"/>
-    </w:p>
-    <w:p>
-      <w:pPr>
-        <w:pStyle w:val="Ttulo2"/>
-        <w:rPr>
-          <w:lang w:val="es-HN"/>
-        </w:rPr>
-      </w:pPr>
-      <w:bookmarkStart w:id="23" w:name="_Toc244410281"/>
-      <w:r>
-        <w:rPr>
-          <w:lang w:val="es-HN"/>
-        </w:rPr>
-        <w:t>3.3. Desarrollo y mantenimiento de aplicaciones empresariales</w:t>
-      </w:r>
-      <w:bookmarkEnd w:id="23"/>
-    </w:p>
-    <w:p>
-      <w:pPr>
-        <w:pStyle w:val="Ttulo3"/>
-        <w:rPr>
-          <w:lang w:val="es-HN"/>
-        </w:rPr>
-      </w:pPr>
-      <w:bookmarkStart w:id="24" w:name="_Toc244410282"/>
-      <w:r>
-        <w:rPr>
-          <w:lang w:val="es-HN"/>
-        </w:rPr>
-        <w:t>3.3.1. Plataforma tecnológica utilizada en GML</w:t>
-      </w:r>
-      <w:bookmarkEnd w:id="24"/>
-    </w:p>
-    <w:p>
-      <w:pPr>
-        <w:pStyle w:val="Ttulo3"/>
-        <w:rPr>
-          <w:lang w:val="es-HN"/>
-        </w:rPr>
-      </w:pPr>
-      <w:bookmarkStart w:id="25" w:name="_Toc244410283"/>
-      <w:r>
-        <w:rPr>
-          <w:lang w:val="es-HN"/>
-        </w:rPr>
-        <w:t>3.3.2. Validación de datos y seguimiento de incidencias</w:t>
-      </w:r>
-      <w:bookmarkEnd w:id="25"/>
-    </w:p>
-    <w:p>
-      <w:pPr>
-        <w:pStyle w:val="Ttulo2"/>
-        <w:rPr>
-          <w:szCs w:val="28"/>
-          <w:lang w:val="es-HN"/>
-        </w:rPr>
-      </w:pPr>
-      <w:bookmarkStart w:id="26" w:name="_Toc244410284"/>
-      <w:r>
-        <w:rPr>
-          <w:lang w:val="es-HN"/>
-        </w:rPr>
-        <w:t>3.4. Scrum en la organización del trabajo de desarrollo</w:t>
-      </w:r>
-      <w:bookmarkEnd w:id="26"/>
-    </w:p>
-    <w:p>
-      <w:pPr>
-        <w:pStyle w:val="Ttulo1"/>
-        <w:ind w:left="0"/>
-        <w:rPr>
-          <w:lang w:val="es-HN"/>
-        </w:rPr>
-      </w:pPr>
-      <w:bookmarkStart w:id="27" w:name="_Toc244410285"/>
-      <w:r>
-        <w:rPr>
-          <w:lang w:val="es-HN"/>
-        </w:rPr>
-        <w:t>Capítulo IV. Metodología</w:t>
-      </w:r>
-      <w:bookmarkEnd w:id="27"/>
-    </w:p>
-    <w:p>
-      <w:pPr>
-        <w:pStyle w:val="Ttulo2"/>
-        <w:rPr>
-          <w:lang w:val="es-HN"/>
-        </w:rPr>
-      </w:pPr>
-      <w:bookmarkStart w:id="28" w:name="_Toc244410286"/>
-      <w:r>
-        <w:rPr>
-          <w:lang w:val="es-HN"/>
-        </w:rPr>
-        <w:t>4.1. Hipótesis</w:t>
-      </w:r>
-      <w:bookmarkEnd w:id="28"/>
-    </w:p>
-    <w:p>
-      <w:pPr>
-        <w:pStyle w:val="Ttulo2"/>
-        <w:rPr>
-          <w:lang w:val="es-HN"/>
-        </w:rPr>
-      </w:pPr>
-      <w:bookmarkStart w:id="29" w:name="_Toc244410287"/>
-      <w:r>
-        <w:rPr>
-          <w:lang w:val="es-HN"/>
-        </w:rPr>
-        <w:t>4.2. Variables de Investigación</w:t>
-      </w:r>
-      <w:bookmarkEnd w:id="29"/>
-    </w:p>
-    <w:p>
-      <w:pPr>
-        <w:pStyle w:val="Ttulo3"/>
-        <w:rPr>
-          <w:lang w:val="es-HN"/>
-        </w:rPr>
-      </w:pPr>
-      <w:bookmarkStart w:id="30" w:name="_Toc244410288"/>
-      <w:r>
-        <w:rPr>
-          <w:lang w:val="es-HN"/>
-        </w:rPr>
-        <w:t>4.2.1. Variable Independiente</w:t>
-      </w:r>
-      <w:bookmarkEnd w:id="30"/>
-    </w:p>
-    <w:p>
-      <w:pPr>
-        <w:pStyle w:val="Ttulo3"/>
-        <w:rPr>
-          <w:lang w:val="es-HN"/>
-        </w:rPr>
-      </w:pPr>
-      <w:bookmarkStart w:id="31" w:name="_Toc244410289"/>
-      <w:r>
-        <w:rPr>
-          <w:lang w:val="es-HN"/>
-        </w:rPr>
-        <w:t>4.2.2. Variables Dependientes</w:t>
-      </w:r>
-      <w:bookmarkEnd w:id="31"/>
-    </w:p>
-    <w:p>
-      <w:pPr>
-        <w:pStyle w:val="Ttulo2"/>
-        <w:rPr>
-          <w:lang w:val="es-HN"/>
-        </w:rPr>
-      </w:pPr>
-      <w:bookmarkStart w:id="32" w:name="_Toc244410290"/>
-      <w:r>
-        <w:rPr>
-          <w:lang w:val="es-HN"/>
-        </w:rPr>
-        <w:t>4.3. Definición de Variables</w:t>
-      </w:r>
-      <w:bookmarkEnd w:id="32"/>
-    </w:p>
-    <w:p>
-      <w:pPr>
-        <w:pStyle w:val="Ttulo2"/>
-        <w:rPr>
-          <w:lang w:val="es-HN"/>
-        </w:rPr>
-      </w:pPr>
-      <w:bookmarkStart w:id="33" w:name="_Toc244410291"/>
-      <w:r>
-        <w:rPr>
-          <w:lang w:val="es-HN"/>
-        </w:rPr>
-        <w:t>4.4. Población y Muestra</w:t>
-      </w:r>
-      <w:bookmarkEnd w:id="33"/>
-    </w:p>
-    <w:p>
-      <w:pPr>
-        <w:pStyle w:val="Ttulo2"/>
-        <w:rPr>
-          <w:lang w:val="es-HN"/>
-        </w:rPr>
-      </w:pPr>
-      <w:bookmarkStart w:id="34" w:name="_Toc244410292"/>
-      <w:r>
-        <w:rPr>
-          <w:lang w:val="es-HN"/>
-        </w:rPr>
-        <w:t>4.5. Técnicas e Instrumentos de Investigación</w:t>
-      </w:r>
-      <w:bookmarkEnd w:id="34"/>
-    </w:p>
-    <w:p>
-      <w:pPr>
-        <w:pStyle w:val="Ttulo2"/>
-        <w:rPr>
-          <w:lang w:val="es-HN"/>
-        </w:rPr>
-      </w:pPr>
-      <w:bookmarkStart w:id="35" w:name="_Toc244410293"/>
-      <w:r>
-        <w:rPr>
-          <w:lang w:val="es-HN"/>
-        </w:rPr>
-        <w:t>4.6. Fuentes de Información</w:t>
-      </w:r>
-      <w:bookmarkEnd w:id="35"/>
-    </w:p>
-    <w:p>
-      <w:pPr>
-        <w:pStyle w:val="Ttulo3"/>
-        <w:rPr>
-          <w:lang w:val="es-HN"/>
-        </w:rPr>
-      </w:pPr>
-      <w:bookmarkStart w:id="36" w:name="_Toc244410294"/>
-      <w:r>
-        <w:rPr>
-          <w:lang w:val="es-HN"/>
-        </w:rPr>
-        <w:t>4.6.1. Fuentes Primarias</w:t>
-      </w:r>
-      <w:bookmarkEnd w:id="36"/>
-    </w:p>
-    <w:p>
-      <w:pPr>
-        <w:pStyle w:val="Ttulo3"/>
-        <w:rPr>
-          <w:lang w:val="es-HN"/>
-        </w:rPr>
-      </w:pPr>
-      <w:bookmarkStart w:id="37" w:name="_Toc244410295"/>
-      <w:r>
-        <w:rPr>
-          <w:lang w:val="es-HN"/>
-        </w:rPr>
-        <w:t>4.6.2. Fuentes Secundarias</w:t>
-      </w:r>
-      <w:bookmarkEnd w:id="37"/>
-    </w:p>
-    <w:p>
-      <w:pPr>
-        <w:pStyle w:val="Ttulo2"/>
-        <w:rPr>
-          <w:szCs w:val="28"/>
-          <w:lang w:val="es-HN"/>
-        </w:rPr>
-      </w:pPr>
-      <w:bookmarkStart w:id="38" w:name="_Toc244410296"/>
-      <w:r>
-        <w:rPr>
-          <w:lang w:val="es-HN"/>
-        </w:rPr>
-        <w:t>4.7. Resultados</w:t>
-      </w:r>
-      <w:bookmarkEnd w:id="38"/>
-    </w:p>
-    <w:p>
-      <w:pPr>
-        <w:pStyle w:val="Ttulo1"/>
-        <w:ind w:left="0"/>
-        <w:rPr>
-          <w:lang w:val="es-HN"/>
-        </w:rPr>
-      </w:pPr>
-      <w:bookmarkStart w:id="39" w:name="_Toc244410297"/>
-      <w:r>
-        <w:rPr>
-          <w:lang w:val="es-HN"/>
-        </w:rPr>
-        <w:t>Capítulo V. Descripción del Trabajo Desarrollado</w:t>
-      </w:r>
-      <w:bookmarkEnd w:id="39"/>
-    </w:p>
-    <w:p>
-      <w:pPr>
-        <w:pStyle w:val="Ttulo2"/>
-        <w:rPr>
-          <w:lang w:val="es-HN"/>
-        </w:rPr>
-      </w:pPr>
-      <w:bookmarkStart w:id="40" w:name="_Toc244410298"/>
-      <w:r>
-        <w:rPr>
-          <w:lang w:val="es-HN"/>
-        </w:rPr>
-        <w:t>5.1. Desarrollo y mejora de módulos del sistema GML</w:t>
-      </w:r>
-      <w:bookmarkEnd w:id="40"/>
-    </w:p>
-    <w:p>
-      <w:pPr>
-        <w:pStyle w:val="Ttulo3"/>
-        <w:rPr>
-          <w:lang w:val="es-HN"/>
-        </w:rPr>
-      </w:pPr>
-      <w:bookmarkStart w:id="41" w:name="_Toc244410299"/>
-      <w:r>
-        <w:rPr>
-          <w:lang w:val="es-HN"/>
-        </w:rPr>
-        <w:t>5.1.1. Justificación</w:t>
-      </w:r>
-      <w:bookmarkEnd w:id="41"/>
-    </w:p>
-    <w:p>
-      <w:pPr>
-        <w:pStyle w:val="Ttulo3"/>
-        <w:rPr>
-          <w:lang w:val="es-HN"/>
-        </w:rPr>
-      </w:pPr>
-      <w:bookmarkStart w:id="42" w:name="_Toc244410300"/>
-      <w:r>
-        <w:rPr>
-          <w:lang w:val="es-HN"/>
-        </w:rPr>
-        <w:t>5.1.2. Alcance</w:t>
-      </w:r>
-      <w:bookmarkEnd w:id="42"/>
-    </w:p>
-    <w:p>
-      <w:pPr>
-        <w:pStyle w:val="Ttulo3"/>
-        <w:rPr>
-          <w:lang w:val="es-HN"/>
-        </w:rPr>
-      </w:pPr>
-      <w:bookmarkStart w:id="43" w:name="_Toc244410301"/>
-      <w:r>
-        <w:rPr>
-          <w:lang w:val="es-HN"/>
-        </w:rPr>
-        <w:t>5.1.3. Recursos Disponibles y Limitaciones</w:t>
-      </w:r>
-      <w:bookmarkEnd w:id="43"/>
-    </w:p>
-    <w:p>
-      <w:pPr>
-        <w:pStyle w:val="Ttulo3"/>
-        <w:rPr>
-          <w:lang w:val="es-HN"/>
-        </w:rPr>
-      </w:pPr>
-      <w:bookmarkStart w:id="44" w:name="_Toc244410302"/>
-      <w:r>
-        <w:rPr>
-          <w:lang w:val="es-HN"/>
-        </w:rPr>
-        <w:lastRenderedPageBreak/>
-        <w:t>5.1.4. Actividades Desarrolladas</w:t>
-      </w:r>
-      <w:bookmarkEnd w:id="44"/>
-    </w:p>
-    <w:p>
-      <w:pPr>
-        <w:pStyle w:val="Ttulo3"/>
-        <w:rPr>
-          <w:lang w:val="es-HN"/>
-        </w:rPr>
-      </w:pPr>
-      <w:bookmarkStart w:id="45" w:name="_Toc244410303"/>
-      <w:r>
-        <w:rPr>
-          <w:lang w:val="es-HN"/>
-        </w:rPr>
-        <w:t>5.1.5. Resultados Obtenidos</w:t>
-      </w:r>
-      <w:bookmarkEnd w:id="45"/>
-    </w:p>
-    <w:p>
-      <w:pPr>
-        <w:pStyle w:val="Ttulo2"/>
-        <w:rPr>
-          <w:lang w:val="es-HN"/>
-        </w:rPr>
-      </w:pPr>
-      <w:bookmarkStart w:id="46" w:name="_Toc244410304"/>
-      <w:r>
-        <w:rPr>
-          <w:lang w:val="es-HN"/>
-        </w:rPr>
-        <w:t>5.2. Corrección y estandarización de funcionalidades de GML</w:t>
-      </w:r>
-      <w:bookmarkEnd w:id="46"/>
-    </w:p>
-    <w:p>
-      <w:pPr>
-        <w:pStyle w:val="Ttulo3"/>
-        <w:rPr>
-          <w:lang w:val="es-HN"/>
-        </w:rPr>
-      </w:pPr>
-      <w:bookmarkStart w:id="47" w:name="_Toc244410305"/>
-      <w:r>
-        <w:rPr>
-          <w:lang w:val="es-HN"/>
-        </w:rPr>
-        <w:t>5.2.1. Justificación</w:t>
-      </w:r>
-      <w:bookmarkEnd w:id="47"/>
-    </w:p>
-    <w:p>
-      <w:pPr>
-        <w:pStyle w:val="Ttulo3"/>
-        <w:rPr>
-          <w:lang w:val="es-HN"/>
-        </w:rPr>
-      </w:pPr>
-      <w:bookmarkStart w:id="48" w:name="_Toc244410306"/>
-      <w:r>
-        <w:rPr>
-          <w:lang w:val="es-HN"/>
-        </w:rPr>
-        <w:t>5.2.2. Alcance</w:t>
-      </w:r>
-      <w:bookmarkEnd w:id="48"/>
-    </w:p>
-    <w:p>
-      <w:pPr>
-        <w:pStyle w:val="Ttulo3"/>
-        <w:rPr>
-          <w:lang w:val="es-HN"/>
-        </w:rPr>
-      </w:pPr>
-      <w:bookmarkStart w:id="49" w:name="_Toc244410307"/>
-      <w:r>
-        <w:rPr>
-          <w:lang w:val="es-HN"/>
-        </w:rPr>
-        <w:t>5.2.3. Recursos Disponibles y Limitaciones</w:t>
-      </w:r>
-      <w:bookmarkEnd w:id="49"/>
-    </w:p>
-    <w:p>
-      <w:pPr>
-        <w:pStyle w:val="Ttulo3"/>
-        <w:rPr>
-          <w:lang w:val="es-HN"/>
-        </w:rPr>
-      </w:pPr>
-      <w:bookmarkStart w:id="50" w:name="_Toc244410308"/>
-      <w:r>
-        <w:rPr>
-          <w:lang w:val="es-HN"/>
-        </w:rPr>
-        <w:t>5.2.4. Actividades Desarrolladas</w:t>
-      </w:r>
-      <w:bookmarkEnd w:id="50"/>
-    </w:p>
-    <w:p>
-      <w:pPr>
-        <w:pStyle w:val="Ttulo3"/>
-        <w:rPr>
-          <w:lang w:val="es-HN"/>
-        </w:rPr>
-      </w:pPr>
-      <w:bookmarkStart w:id="51" w:name="_Toc244410309"/>
-      <w:r>
-        <w:rPr>
-          <w:lang w:val="es-HN"/>
-        </w:rPr>
-        <w:t>5.2.5. Resultados Obtenidos</w:t>
-      </w:r>
-      <w:bookmarkEnd w:id="51"/>
-    </w:p>
-    <w:p>
-      <w:pPr>
-        <w:pStyle w:val="Ttulo2"/>
-        <w:rPr>
-          <w:lang w:val="es-HN"/>
-        </w:rPr>
-      </w:pPr>
-      <w:bookmarkStart w:id="52" w:name="_Toc244410310"/>
-      <w:r>
-        <w:rPr>
-          <w:lang w:val="es-HN"/>
-        </w:rPr>
-        <w:t>5.3. Análisis Costo-Beneficio</w:t>
-      </w:r>
-      <w:bookmarkEnd w:id="52"/>
-    </w:p>
-    <w:p>
-      <w:pPr>
-        <w:pStyle w:val="Ttulo3"/>
-        <w:rPr>
-          <w:lang w:val="es-HN"/>
-        </w:rPr>
-      </w:pPr>
-      <w:bookmarkStart w:id="53" w:name="_Toc244410311"/>
-      <w:r>
-        <w:rPr>
-          <w:lang w:val="es-HN"/>
-        </w:rPr>
-        <w:t>5.3.1. Costos asociados a la práctica profesional</w:t>
-      </w:r>
-      <w:bookmarkEnd w:id="53"/>
-    </w:p>
-    <w:p>
-      <w:pPr>
-        <w:pStyle w:val="Ttulo3"/>
-        <w:rPr>
-          <w:lang w:val="es-HN"/>
-        </w:rPr>
-      </w:pPr>
-      <w:bookmarkStart w:id="54" w:name="_Toc244410312"/>
-      <w:r>
-        <w:rPr>
-          <w:lang w:val="es-HN"/>
-        </w:rPr>
-        <w:t>5.3.2. Beneficios identificados en el sistema GML</w:t>
-      </w:r>
-      <w:bookmarkEnd w:id="54"/>
-    </w:p>
-    <w:p>
-      <w:pPr>
-        <w:pStyle w:val="Ttulo3"/>
-        <w:rPr>
-          <w:lang w:val="es-HN"/>
-        </w:rPr>
-      </w:pPr>
-      <w:bookmarkStart w:id="55" w:name="_Toc244410313"/>
-      <w:r>
-        <w:rPr>
-          <w:lang w:val="es-HN"/>
-        </w:rPr>
-        <w:t>5.3.3. Análisis financiero costo-beneficio</w:t>
-      </w:r>
-      <w:bookmarkEnd w:id="55"/>
-    </w:p>
-    <w:p>
-      <w:pPr>
-        <w:pStyle w:val="Ttulo1"/>
-        <w:ind w:left="0"/>
-        <w:rPr>
-          <w:lang w:val="es-HN"/>
-        </w:rPr>
-      </w:pPr>
-      <w:bookmarkStart w:id="56" w:name="_Toc244410314"/>
-      <w:r>
-        <w:rPr>
-          <w:lang w:val="es-HN"/>
-        </w:rPr>
-        <w:t>Capítulo VI. Conclusiones</w:t>
-      </w:r>
-      <w:bookmarkEnd w:id="56"/>
-    </w:p>
-    <w:p>
-      <w:pPr>
-        <w:pStyle w:val="Ttulo1"/>
-        <w:ind w:left="0"/>
-        <w:rPr>
-          <w:lang w:val="es-HN"/>
-        </w:rPr>
-      </w:pPr>
-      <w:bookmarkStart w:id="57" w:name="_Toc244410315"/>
-      <w:r>
-        <w:rPr>
-          <w:lang w:val="es-HN"/>
-        </w:rPr>
-        <w:t>Capítulo VII. Recomendaciones</w:t>
-      </w:r>
-      <w:bookmarkEnd w:id="57"/>
-    </w:p>
-    <w:p>
-      <w:pPr>
-        <w:pStyle w:val="Ttulo1"/>
-        <w:ind w:left="0"/>
-        <w:rPr>
-          <w:lang w:val="es-HN"/>
-        </w:rPr>
-      </w:pPr>
-      <w:bookmarkStart w:id="58" w:name="_Toc244410316"/>
-      <w:r>
-        <w:rPr>
-          <w:lang w:val="es-HN"/>
-        </w:rPr>
-        <w:t>Referencias</w:t>
-      </w:r>
-      <w:bookmarkEnd w:id="58"/>
-    </w:p>
-    <w:p>
-      <w:pPr>
-        <w:pStyle w:val="Ttulo1"/>
-        <w:ind w:left="0"/>
-        <w:rPr>
-          <w:lang w:val="es-HN"/>
-        </w:rPr>
-      </w:pPr>
-      <w:bookmarkStart w:id="59" w:name="_Toc244410317"/>
-      <w:r>
-        <w:rPr>
-          <w:lang w:val="es-HN"/>
-        </w:rPr>
-        <w:t>Anexos</w:t>
-      </w:r>
-      <w:bookmarkEnd w:id="59"/>
-    </w:p>
-    <w:p>
-      <w:pPr>
-        <w:widowControl/>
-        <w:spacing w:after="160" w:line="259" w:lineRule="auto"/>
-        <w:rPr>
-          <w:rFonts w:ascii="Times New Roman" w:eastAsia="Times New Roman" w:hAnsi="Times New Roman"/>
-          <w:b/>
-          <w:bCs/>
-          <w:sz w:val="24"/>
-          <w:szCs w:val="32"/>
-          <w:lang w:val="es-HN"/>
-        </w:rPr>
-      </w:pPr>
-      <w:r>
-        <w:rPr>
-          <w:lang w:val="es-HN"/>
-        </w:rPr>
-        <w:br w:type="page"/>
-      </w:r>
-    </w:p>
-    <w:p>
-      <w:pPr>
-        <w:pStyle w:val="Ttulo1"/>
-        <w:ind w:left="0"/>
         <w:jc w:val="center"/>
         <w:rPr>
           <w:lang w:val="es-HN"/>
@@ -11488,7 +10467,6 @@
         <w:rPr>
           <w:lang w:val="es-HN"/>
         </w:rPr>
-        <w:lastRenderedPageBreak/>
         <w:t>Índice de Tablas</w:t>
       </w:r>
     </w:p>
@@ -11611,6 +10589,1076 @@
           <w:lang w:val="es-HN"/>
         </w:rPr>
       </w:pPr>
+    </w:p>
+    <w:p>
+      <w:pPr>
+        <w:pStyle w:val="Ttulo1"/>
+        <w:ind w:left="0"/>
+        <w:jc w:val="center"/>
+        <w:rPr>
+          <w:lang w:val="es-HN"/>
+        </w:rPr>
+      </w:pPr>
+    </w:p>
+    <w:p>
+      <w:pPr>
+        <w:pStyle w:val="Ttulo1"/>
+        <w:ind w:left="0"/>
+        <w:jc w:val="center"/>
+        <w:rPr>
+          <w:lang w:val="es-HN"/>
+        </w:rPr>
+      </w:pPr>
+    </w:p>
+    <w:p>
+      <w:pPr>
+        <w:pStyle w:val="Ttulo1"/>
+        <w:ind w:left="0"/>
+        <w:jc w:val="center"/>
+        <w:rPr>
+          <w:lang w:val="es-HN"/>
+        </w:rPr>
+      </w:pPr>
+    </w:p>
+    <w:p>
+      <w:pPr>
+        <w:pStyle w:val="Ttulo1"/>
+        <w:ind w:left="0"/>
+        <w:jc w:val="center"/>
+        <w:rPr>
+          <w:lang w:val="es-HN"/>
+        </w:rPr>
+      </w:pPr>
+    </w:p>
+    <w:p>
+      <w:pPr>
+        <w:pStyle w:val="Ttulo1"/>
+        <w:ind w:left="0"/>
+        <w:jc w:val="center"/>
+        <w:rPr>
+          <w:lang w:val="es-HN"/>
+        </w:rPr>
+      </w:pPr>
+    </w:p>
+    <w:p>
+      <w:pPr>
+        <w:pStyle w:val="Ttulo1"/>
+        <w:ind w:left="0"/>
+        <w:jc w:val="center"/>
+        <w:rPr>
+          <w:lang w:val="es-HN"/>
+        </w:rPr>
+      </w:pPr>
+    </w:p>
+    <w:p>
+      <w:pPr>
+        <w:pStyle w:val="Ttulo1"/>
+        <w:ind w:left="0"/>
+        <w:jc w:val="center"/>
+        <w:rPr>
+          <w:lang w:val="es-HN"/>
+        </w:rPr>
+      </w:pPr>
+    </w:p>
+    <w:p>
+      <w:pPr>
+        <w:pStyle w:val="Ttulo1"/>
+        <w:ind w:left="0"/>
+        <w:rPr>
+          <w:lang w:val="es-HN"/>
+        </w:rPr>
+      </w:pPr>
+      <w:r>
+        <w:rPr>
+          <w:lang w:val="es-HN"/>
+        </w:rPr>
+        <w:lastRenderedPageBreak/>
+        <w:t xml:space="preserve"> </w:t>
+      </w:r>
+      <w:bookmarkStart w:id="0" w:name="_Toc244410258"/>
+      <w:r>
+        <w:rPr>
+          <w:lang w:val="es-HN"/>
+        </w:rPr>
+        <w:t>Glosario</w:t>
+      </w:r>
+      <w:bookmarkEnd w:id="0"/>
+    </w:p>
+    <w:p>
+      <w:pPr>
+        <w:pStyle w:val="Ttulo1"/>
+        <w:ind w:left="0"/>
+        <w:rPr>
+          <w:lang w:val="es-HN"/>
+        </w:rPr>
+      </w:pPr>
+      <w:bookmarkStart w:id="1" w:name="_Toc244410259"/>
+      <w:r>
+        <w:rPr>
+          <w:lang w:val="es-HN"/>
+        </w:rPr>
+        <w:t>Capítulo I. Introducción</w:t>
+      </w:r>
+      <w:bookmarkEnd w:id="1"/>
+    </w:p>
+    <w:p>
+      <w:pPr>
+        <w:pStyle w:val="Ttulo1"/>
+        <w:ind w:left="0"/>
+        <w:rPr>
+          <w:lang w:val="es-HN"/>
+        </w:rPr>
+      </w:pPr>
+      <w:bookmarkStart w:id="2" w:name="_Toc244410260"/>
+      <w:r>
+        <w:rPr>
+          <w:lang w:val="es-HN"/>
+        </w:rPr>
+        <w:t>Capítulo II. Generalidades de la Empresa</w:t>
+      </w:r>
+      <w:bookmarkEnd w:id="2"/>
+    </w:p>
+    <w:p>
+      <w:pPr>
+        <w:pStyle w:val="Ttulo2"/>
+        <w:rPr>
+          <w:lang w:val="es-HN"/>
+        </w:rPr>
+      </w:pPr>
+      <w:bookmarkStart w:id="3" w:name="_Toc244410261"/>
+      <w:r>
+        <w:rPr>
+          <w:lang w:val="es-HN"/>
+        </w:rPr>
+        <w:t>2.1. Descripción de la Empresa</w:t>
+      </w:r>
+      <w:bookmarkEnd w:id="3"/>
+    </w:p>
+    <w:p>
+      <w:pPr>
+        <w:pStyle w:val="Ttulo3"/>
+        <w:rPr>
+          <w:lang w:val="es-HN"/>
+        </w:rPr>
+      </w:pPr>
+      <w:bookmarkStart w:id="4" w:name="_Toc244410262"/>
+      <w:r>
+        <w:rPr>
+          <w:lang w:val="es-HN"/>
+        </w:rPr>
+        <w:t>2.1.1. Historia Organizacional</w:t>
+      </w:r>
+      <w:bookmarkEnd w:id="4"/>
+    </w:p>
+    <w:p>
+      <w:pPr>
+        <w:pStyle w:val="Ttulo3"/>
+        <w:rPr>
+          <w:lang w:val="es-HN"/>
+        </w:rPr>
+      </w:pPr>
+      <w:bookmarkStart w:id="5" w:name="_Toc244410263"/>
+      <w:r>
+        <w:rPr>
+          <w:lang w:val="es-HN"/>
+        </w:rPr>
+        <w:t>2.1.2. Misión Organizacional</w:t>
+      </w:r>
+      <w:bookmarkEnd w:id="5"/>
+    </w:p>
+    <w:p>
+      <w:pPr>
+        <w:pStyle w:val="Ttulo3"/>
+        <w:rPr>
+          <w:lang w:val="es-HN"/>
+        </w:rPr>
+      </w:pPr>
+      <w:bookmarkStart w:id="6" w:name="_Toc244410264"/>
+      <w:r>
+        <w:rPr>
+          <w:lang w:val="es-HN"/>
+        </w:rPr>
+        <w:t>2.1.3. Valores Organizacionales</w:t>
+      </w:r>
+      <w:bookmarkEnd w:id="6"/>
+    </w:p>
+    <w:p>
+      <w:pPr>
+        <w:pStyle w:val="Ttulo3"/>
+        <w:rPr>
+          <w:lang w:val="es-HN"/>
+        </w:rPr>
+      </w:pPr>
+      <w:bookmarkStart w:id="7" w:name="_Toc244410265"/>
+      <w:r>
+        <w:rPr>
+          <w:lang w:val="es-HN"/>
+        </w:rPr>
+        <w:t>2.1.4. Organigrama Organizacional</w:t>
+      </w:r>
+      <w:bookmarkEnd w:id="7"/>
+    </w:p>
+    <w:p>
+      <w:pPr>
+        <w:pStyle w:val="Ttulo2"/>
+        <w:rPr>
+          <w:lang w:val="es-HN"/>
+        </w:rPr>
+      </w:pPr>
+      <w:bookmarkStart w:id="8" w:name="_Toc244410266"/>
+      <w:r>
+        <w:rPr>
+          <w:lang w:val="es-HN"/>
+        </w:rPr>
+        <w:t>2.2. Descripción del Departamento o Unidad</w:t>
+      </w:r>
+      <w:bookmarkEnd w:id="8"/>
+    </w:p>
+    <w:p>
+      <w:pPr>
+        <w:pStyle w:val="Ttulo2"/>
+        <w:rPr>
+          <w:lang w:val="es-HN"/>
+        </w:rPr>
+      </w:pPr>
+      <w:bookmarkStart w:id="9" w:name="_Toc244410267"/>
+      <w:r>
+        <w:rPr>
+          <w:lang w:val="es-HN"/>
+        </w:rPr>
+        <w:t>2.3. Antecedentes del Problema</w:t>
+      </w:r>
+      <w:bookmarkEnd w:id="9"/>
+    </w:p>
+    <w:p>
+      <w:pPr>
+        <w:pStyle w:val="Ttulo3"/>
+        <w:rPr>
+          <w:lang w:val="es-HN"/>
+        </w:rPr>
+      </w:pPr>
+      <w:bookmarkStart w:id="10" w:name="_Toc244410268"/>
+      <w:r>
+        <w:rPr>
+          <w:lang w:val="es-HN"/>
+        </w:rPr>
+        <w:t>2.3.1. Procesos del sistema GML que requieren mejora</w:t>
+      </w:r>
+      <w:bookmarkEnd w:id="10"/>
+    </w:p>
+    <w:p>
+      <w:pPr>
+        <w:pStyle w:val="Ttulo3"/>
+        <w:rPr>
+          <w:lang w:val="es-HN"/>
+        </w:rPr>
+      </w:pPr>
+      <w:bookmarkStart w:id="11" w:name="_Toc244410269"/>
+      <w:r>
+        <w:rPr>
+          <w:lang w:val="es-HN"/>
+        </w:rPr>
+        <w:t>2.3.2. Incidencias identificadas durante la operación</w:t>
+      </w:r>
+      <w:bookmarkEnd w:id="11"/>
+    </w:p>
+    <w:p>
+      <w:pPr>
+        <w:pStyle w:val="Ttulo3"/>
+        <w:rPr>
+          <w:lang w:val="es-HN"/>
+        </w:rPr>
+      </w:pPr>
+      <w:bookmarkStart w:id="12" w:name="_Toc244410270"/>
+      <w:r>
+        <w:rPr>
+          <w:lang w:val="es-HN"/>
+        </w:rPr>
+        <w:t>2.3.3. Necesidad de mejorar el control y la consistencia del sistema</w:t>
+      </w:r>
+      <w:bookmarkEnd w:id="12"/>
+    </w:p>
+    <w:p>
+      <w:pPr>
+        <w:pStyle w:val="Ttulo2"/>
+        <w:rPr>
+          <w:lang w:val="es-HN"/>
+        </w:rPr>
+      </w:pPr>
+      <w:bookmarkStart w:id="13" w:name="_Toc244410271"/>
+      <w:r>
+        <w:rPr>
+          <w:lang w:val="es-HN"/>
+        </w:rPr>
+        <w:t>2.4. Objetivos</w:t>
+      </w:r>
+      <w:bookmarkEnd w:id="13"/>
+    </w:p>
+    <w:p>
+      <w:pPr>
+        <w:pStyle w:val="Ttulo3"/>
+        <w:rPr>
+          <w:lang w:val="es-HN"/>
+        </w:rPr>
+      </w:pPr>
+      <w:bookmarkStart w:id="14" w:name="_Toc244410272"/>
+      <w:r>
+        <w:rPr>
+          <w:lang w:val="es-HN"/>
+        </w:rPr>
+        <w:t>2.4.1. Objetivo General</w:t>
+      </w:r>
+      <w:bookmarkEnd w:id="14"/>
+    </w:p>
+    <w:p>
+      <w:pPr>
+        <w:pStyle w:val="Ttulo3"/>
+        <w:rPr>
+          <w:lang w:val="es-HN"/>
+        </w:rPr>
+      </w:pPr>
+      <w:bookmarkStart w:id="15" w:name="_Toc244410273"/>
+      <w:r>
+        <w:rPr>
+          <w:lang w:val="es-HN"/>
+        </w:rPr>
+        <w:t>2.4.2. Objetivos Específicos</w:t>
+      </w:r>
+      <w:bookmarkEnd w:id="15"/>
+    </w:p>
+    <w:p>
+      <w:pPr>
+        <w:pStyle w:val="Ttulo1"/>
+        <w:ind w:left="0"/>
+        <w:rPr>
+          <w:lang w:val="es-HN"/>
+        </w:rPr>
+      </w:pPr>
+      <w:bookmarkStart w:id="16" w:name="_Toc244410274"/>
+      <w:r>
+        <w:rPr>
+          <w:lang w:val="es-HN"/>
+        </w:rPr>
+        <w:t>Capítulo III. Marco Teórico</w:t>
+      </w:r>
+      <w:bookmarkEnd w:id="16"/>
+    </w:p>
+    <w:p>
+      <w:pPr>
+        <w:pStyle w:val="Ttulo2"/>
+        <w:rPr>
+          <w:lang w:val="es-HN"/>
+        </w:rPr>
+      </w:pPr>
+      <w:bookmarkStart w:id="17" w:name="_Toc244410275"/>
+      <w:r>
+        <w:rPr>
+          <w:lang w:val="es-HN"/>
+        </w:rPr>
+        <w:t>3.1. Análisis de la Situación Actual</w:t>
+      </w:r>
+      <w:bookmarkEnd w:id="17"/>
+    </w:p>
+    <w:p>
+      <w:pPr>
+        <w:pStyle w:val="Ttulo3"/>
+        <w:rPr>
+          <w:lang w:val="es-HN"/>
+        </w:rPr>
+      </w:pPr>
+      <w:bookmarkStart w:id="18" w:name="_Toc244410276"/>
+      <w:r>
+        <w:rPr>
+          <w:lang w:val="es-HN"/>
+        </w:rPr>
+        <w:t>3.1.1. Diagnóstico Situacional FODA</w:t>
+      </w:r>
+      <w:bookmarkEnd w:id="18"/>
+    </w:p>
+    <w:p>
+      <w:pPr>
+        <w:pStyle w:val="Ttulo2"/>
+        <w:rPr>
+          <w:lang w:val="es-HN"/>
+        </w:rPr>
+      </w:pPr>
+      <w:bookmarkStart w:id="19" w:name="_Toc244410277"/>
+      <w:r>
+        <w:rPr>
+          <w:lang w:val="es-HN"/>
+        </w:rPr>
+        <w:t>3.2. Gestión de operaciones logísticas mediante sistemas de información</w:t>
+      </w:r>
+      <w:bookmarkEnd w:id="19"/>
+    </w:p>
+    <w:p>
+      <w:pPr>
+        <w:pStyle w:val="Ttulo3"/>
+        <w:rPr>
+          <w:lang w:val="es-HN"/>
+        </w:rPr>
+      </w:pPr>
+      <w:bookmarkStart w:id="20" w:name="_Toc244410278"/>
+      <w:r>
+        <w:rPr>
+          <w:lang w:val="es-HN"/>
+        </w:rPr>
+        <w:t>3.2.1. Gestión de movimientos y tránsito</w:t>
+      </w:r>
+      <w:bookmarkEnd w:id="20"/>
+    </w:p>
+    <w:p>
+      <w:pPr>
+        <w:pStyle w:val="Ttulo3"/>
+        <w:rPr>
+          <w:lang w:val="es-HN"/>
+        </w:rPr>
+      </w:pPr>
+      <w:bookmarkStart w:id="21" w:name="_Toc244410279"/>
+      <w:r>
+        <w:rPr>
+          <w:lang w:val="es-HN"/>
+        </w:rPr>
+        <w:t>3.2.2. Administración de costos y unidades de negocio</w:t>
+      </w:r>
+      <w:bookmarkEnd w:id="21"/>
+    </w:p>
+    <w:p>
+      <w:pPr>
+        <w:pStyle w:val="Ttulo3"/>
+        <w:rPr>
+          <w:lang w:val="es-HN"/>
+        </w:rPr>
+      </w:pPr>
+      <w:bookmarkStart w:id="22" w:name="_Toc244410280"/>
+      <w:r>
+        <w:rPr>
+          <w:lang w:val="es-HN"/>
+        </w:rPr>
+        <w:t>3.2.3. Control de acceso mediante usuarios y perfiles</w:t>
+      </w:r>
+      <w:bookmarkEnd w:id="22"/>
+    </w:p>
+    <w:p>
+      <w:pPr>
+        <w:pStyle w:val="Ttulo2"/>
+        <w:rPr>
+          <w:lang w:val="es-HN"/>
+        </w:rPr>
+      </w:pPr>
+      <w:bookmarkStart w:id="23" w:name="_Toc244410281"/>
+      <w:r>
+        <w:rPr>
+          <w:lang w:val="es-HN"/>
+        </w:rPr>
+        <w:t>3.3. Desarrollo y mantenimiento de aplicaciones empresariales</w:t>
+      </w:r>
+      <w:bookmarkEnd w:id="23"/>
+    </w:p>
+    <w:p>
+      <w:pPr>
+        <w:pStyle w:val="Ttulo3"/>
+        <w:rPr>
+          <w:lang w:val="es-HN"/>
+        </w:rPr>
+      </w:pPr>
+      <w:bookmarkStart w:id="24" w:name="_Toc244410282"/>
+      <w:r>
+        <w:rPr>
+          <w:lang w:val="es-HN"/>
+        </w:rPr>
+        <w:t>3.3.1. Plataforma tecnológica utilizada en GML</w:t>
+      </w:r>
+      <w:bookmarkEnd w:id="24"/>
+    </w:p>
+    <w:p>
+      <w:pPr>
+        <w:pStyle w:val="Ttulo3"/>
+        <w:rPr>
+          <w:lang w:val="es-HN"/>
+        </w:rPr>
+      </w:pPr>
+      <w:bookmarkStart w:id="25" w:name="_Toc244410283"/>
+      <w:r>
+        <w:rPr>
+          <w:lang w:val="es-HN"/>
+        </w:rPr>
+        <w:t>3.3.2. Validación de datos y seguimiento de incidencias</w:t>
+      </w:r>
+      <w:bookmarkEnd w:id="25"/>
+    </w:p>
+    <w:p>
+      <w:pPr>
+        <w:pStyle w:val="Ttulo2"/>
+        <w:rPr>
+          <w:szCs w:val="28"/>
+          <w:lang w:val="es-HN"/>
+        </w:rPr>
+      </w:pPr>
+      <w:bookmarkStart w:id="26" w:name="_Toc244410284"/>
+      <w:r>
+        <w:rPr>
+          <w:lang w:val="es-HN"/>
+        </w:rPr>
+        <w:t>3.4. Scrum en la organización del trabajo de desarrollo</w:t>
+      </w:r>
+      <w:bookmarkEnd w:id="26"/>
+    </w:p>
+    <w:p>
+      <w:pPr>
+        <w:pStyle w:val="Ttulo1"/>
+        <w:ind w:left="0"/>
+        <w:rPr>
+          <w:lang w:val="es-HN"/>
+        </w:rPr>
+      </w:pPr>
+      <w:bookmarkStart w:id="27" w:name="_Toc244410285"/>
+      <w:r>
+        <w:rPr>
+          <w:lang w:val="es-HN"/>
+        </w:rPr>
+        <w:t>Capítulo IV. Metodología</w:t>
+      </w:r>
+      <w:bookmarkEnd w:id="27"/>
+    </w:p>
+    <w:p>
+      <w:pPr>
+        <w:pStyle w:val="Ttulo2"/>
+        <w:rPr>
+          <w:lang w:val="es-HN"/>
+        </w:rPr>
+      </w:pPr>
+      <w:bookmarkStart w:id="28" w:name="_Toc244410286"/>
+      <w:r>
+        <w:rPr>
+          <w:lang w:val="es-HN"/>
+        </w:rPr>
+        <w:t>4.1. Hipótesis</w:t>
+      </w:r>
+      <w:bookmarkEnd w:id="28"/>
+    </w:p>
+    <w:p>
+      <w:pPr>
+        <w:pStyle w:val="Ttulo2"/>
+        <w:rPr>
+          <w:lang w:val="es-HN"/>
+        </w:rPr>
+      </w:pPr>
+      <w:bookmarkStart w:id="29" w:name="_Toc244410287"/>
+      <w:r>
+        <w:rPr>
+          <w:lang w:val="es-HN"/>
+        </w:rPr>
+        <w:t>4.2. Variables de Investigación</w:t>
+      </w:r>
+      <w:bookmarkEnd w:id="29"/>
+    </w:p>
+    <w:p>
+      <w:pPr>
+        <w:pStyle w:val="Ttulo3"/>
+        <w:rPr>
+          <w:lang w:val="es-HN"/>
+        </w:rPr>
+      </w:pPr>
+      <w:bookmarkStart w:id="30" w:name="_Toc244410288"/>
+      <w:r>
+        <w:rPr>
+          <w:lang w:val="es-HN"/>
+        </w:rPr>
+        <w:t>4.2.1. Variable Independiente</w:t>
+      </w:r>
+      <w:bookmarkEnd w:id="30"/>
+    </w:p>
+    <w:p>
+      <w:pPr>
+        <w:pStyle w:val="Ttulo3"/>
+        <w:rPr>
+          <w:lang w:val="es-HN"/>
+        </w:rPr>
+      </w:pPr>
+      <w:bookmarkStart w:id="31" w:name="_Toc244410289"/>
+      <w:r>
+        <w:rPr>
+          <w:lang w:val="es-HN"/>
+        </w:rPr>
+        <w:t>4.2.2. Variables Dependientes</w:t>
+      </w:r>
+      <w:bookmarkEnd w:id="31"/>
+    </w:p>
+    <w:p>
+      <w:pPr>
+        <w:pStyle w:val="Ttulo2"/>
+        <w:rPr>
+          <w:lang w:val="es-HN"/>
+        </w:rPr>
+      </w:pPr>
+      <w:bookmarkStart w:id="32" w:name="_Toc244410290"/>
+      <w:r>
+        <w:rPr>
+          <w:lang w:val="es-HN"/>
+        </w:rPr>
+        <w:t>4.3. Definición de Variables</w:t>
+      </w:r>
+      <w:bookmarkEnd w:id="32"/>
+    </w:p>
+    <w:p>
+      <w:pPr>
+        <w:pStyle w:val="Ttulo2"/>
+        <w:rPr>
+          <w:lang w:val="es-HN"/>
+        </w:rPr>
+      </w:pPr>
+      <w:bookmarkStart w:id="33" w:name="_Toc244410291"/>
+      <w:r>
+        <w:rPr>
+          <w:lang w:val="es-HN"/>
+        </w:rPr>
+        <w:t>4.4. Población y Muestra</w:t>
+      </w:r>
+      <w:bookmarkEnd w:id="33"/>
+    </w:p>
+    <w:p>
+      <w:pPr>
+        <w:pStyle w:val="Ttulo2"/>
+        <w:rPr>
+          <w:lang w:val="es-HN"/>
+        </w:rPr>
+      </w:pPr>
+      <w:bookmarkStart w:id="34" w:name="_Toc244410292"/>
+      <w:r>
+        <w:rPr>
+          <w:lang w:val="es-HN"/>
+        </w:rPr>
+        <w:t>4.5. Técnicas e Instrumentos de Investigación</w:t>
+      </w:r>
+      <w:bookmarkEnd w:id="34"/>
+    </w:p>
+    <w:p>
+      <w:pPr>
+        <w:pStyle w:val="Ttulo2"/>
+        <w:rPr>
+          <w:lang w:val="es-HN"/>
+        </w:rPr>
+      </w:pPr>
+      <w:bookmarkStart w:id="35" w:name="_Toc244410293"/>
+      <w:r>
+        <w:rPr>
+          <w:lang w:val="es-HN"/>
+        </w:rPr>
+        <w:t>4.6. Fuentes de Información</w:t>
+      </w:r>
+      <w:bookmarkEnd w:id="35"/>
+    </w:p>
+    <w:p>
+      <w:pPr>
+        <w:pStyle w:val="Ttulo3"/>
+        <w:rPr>
+          <w:lang w:val="es-HN"/>
+        </w:rPr>
+      </w:pPr>
+      <w:bookmarkStart w:id="36" w:name="_Toc244410294"/>
+      <w:r>
+        <w:rPr>
+          <w:lang w:val="es-HN"/>
+        </w:rPr>
+        <w:t>4.6.1. Fuentes Primarias</w:t>
+      </w:r>
+      <w:bookmarkEnd w:id="36"/>
+    </w:p>
+    <w:p>
+      <w:pPr>
+        <w:pStyle w:val="Ttulo3"/>
+        <w:rPr>
+          <w:lang w:val="es-HN"/>
+        </w:rPr>
+      </w:pPr>
+      <w:bookmarkStart w:id="37" w:name="_Toc244410295"/>
+      <w:r>
+        <w:rPr>
+          <w:lang w:val="es-HN"/>
+        </w:rPr>
+        <w:t>4.6.2. Fuentes Secundarias</w:t>
+      </w:r>
+      <w:bookmarkEnd w:id="37"/>
+    </w:p>
+    <w:p>
+      <w:pPr>
+        <w:pStyle w:val="Ttulo2"/>
+        <w:rPr>
+          <w:szCs w:val="28"/>
+          <w:lang w:val="es-HN"/>
+        </w:rPr>
+      </w:pPr>
+      <w:bookmarkStart w:id="38" w:name="_Toc244410296"/>
+      <w:r>
+        <w:rPr>
+          <w:lang w:val="es-HN"/>
+        </w:rPr>
+        <w:t>4.7. Resultados</w:t>
+      </w:r>
+      <w:bookmarkEnd w:id="38"/>
+    </w:p>
+    <w:p>
+      <w:pPr>
+        <w:pStyle w:val="Ttulo1"/>
+        <w:ind w:left="0"/>
+        <w:rPr>
+          <w:lang w:val="es-HN"/>
+        </w:rPr>
+      </w:pPr>
+      <w:bookmarkStart w:id="39" w:name="_Toc244410297"/>
+      <w:r>
+        <w:rPr>
+          <w:lang w:val="es-HN"/>
+        </w:rPr>
+        <w:t>Capítulo V. Descripción del Trabajo Desarrollado</w:t>
+      </w:r>
+      <w:bookmarkEnd w:id="39"/>
+    </w:p>
+    <w:p>
+      <w:pPr>
+        <w:pStyle w:val="Ttulo2"/>
+        <w:rPr>
+          <w:lang w:val="es-HN"/>
+        </w:rPr>
+      </w:pPr>
+      <w:bookmarkStart w:id="40" w:name="_Toc244410298"/>
+      <w:r>
+        <w:rPr>
+          <w:lang w:val="es-HN"/>
+        </w:rPr>
+        <w:t>5.1. Desarrollo y mejora de módulos del sistema GML</w:t>
+      </w:r>
+      <w:bookmarkEnd w:id="40"/>
+    </w:p>
+    <w:p>
+      <w:pPr>
+        <w:pStyle w:val="Ttulo3"/>
+        <w:rPr>
+          <w:lang w:val="es-HN"/>
+        </w:rPr>
+      </w:pPr>
+      <w:bookmarkStart w:id="41" w:name="_Toc244410299"/>
+      <w:r>
+        <w:rPr>
+          <w:lang w:val="es-HN"/>
+        </w:rPr>
+        <w:t>5.1.1. Justificación</w:t>
+      </w:r>
+      <w:bookmarkEnd w:id="41"/>
+    </w:p>
+    <w:p>
+      <w:pPr>
+        <w:pStyle w:val="Ttulo3"/>
+        <w:rPr>
+          <w:lang w:val="es-HN"/>
+        </w:rPr>
+      </w:pPr>
+      <w:bookmarkStart w:id="42" w:name="_Toc244410300"/>
+      <w:r>
+        <w:rPr>
+          <w:lang w:val="es-HN"/>
+        </w:rPr>
+        <w:t>5.1.2. Alcance</w:t>
+      </w:r>
+      <w:bookmarkEnd w:id="42"/>
+    </w:p>
+    <w:p>
+      <w:pPr>
+        <w:pStyle w:val="Ttulo3"/>
+        <w:rPr>
+          <w:lang w:val="es-HN"/>
+        </w:rPr>
+      </w:pPr>
+      <w:bookmarkStart w:id="43" w:name="_Toc244410301"/>
+      <w:r>
+        <w:rPr>
+          <w:lang w:val="es-HN"/>
+        </w:rPr>
+        <w:t>5.1.3. Recursos Disponibles y Limitaciones</w:t>
+      </w:r>
+      <w:bookmarkEnd w:id="43"/>
+    </w:p>
+    <w:p>
+      <w:pPr>
+        <w:pStyle w:val="Ttulo3"/>
+        <w:rPr>
+          <w:lang w:val="es-HN"/>
+        </w:rPr>
+      </w:pPr>
+      <w:bookmarkStart w:id="44" w:name="_Toc244410302"/>
+      <w:r>
+        <w:rPr>
+          <w:lang w:val="es-HN"/>
+        </w:rPr>
+        <w:lastRenderedPageBreak/>
+        <w:t>5.1.4. Actividades Desarrolladas</w:t>
+      </w:r>
+      <w:bookmarkEnd w:id="44"/>
+    </w:p>
+    <w:p>
+      <w:pPr>
+        <w:pStyle w:val="Ttulo3"/>
+        <w:rPr>
+          <w:lang w:val="es-HN"/>
+        </w:rPr>
+      </w:pPr>
+      <w:bookmarkStart w:id="45" w:name="_Toc244410303"/>
+      <w:r>
+        <w:rPr>
+          <w:lang w:val="es-HN"/>
+        </w:rPr>
+        <w:t>5.1.5. Resultados Obtenidos</w:t>
+      </w:r>
+      <w:bookmarkEnd w:id="45"/>
+    </w:p>
+    <w:p>
+      <w:pPr>
+        <w:pStyle w:val="Ttulo2"/>
+        <w:rPr>
+          <w:lang w:val="es-HN"/>
+        </w:rPr>
+      </w:pPr>
+      <w:bookmarkStart w:id="46" w:name="_Toc244410304"/>
+      <w:r>
+        <w:rPr>
+          <w:lang w:val="es-HN"/>
+        </w:rPr>
+        <w:t>5.2. Corrección y estandarización de funcionalidades de GML</w:t>
+      </w:r>
+      <w:bookmarkEnd w:id="46"/>
+    </w:p>
+    <w:p>
+      <w:pPr>
+        <w:pStyle w:val="Ttulo3"/>
+        <w:rPr>
+          <w:lang w:val="es-HN"/>
+        </w:rPr>
+      </w:pPr>
+      <w:bookmarkStart w:id="47" w:name="_Toc244410305"/>
+      <w:r>
+        <w:rPr>
+          <w:lang w:val="es-HN"/>
+        </w:rPr>
+        <w:t>5.2.1. Justificación</w:t>
+      </w:r>
+      <w:bookmarkEnd w:id="47"/>
+    </w:p>
+    <w:p>
+      <w:pPr>
+        <w:pStyle w:val="Ttulo3"/>
+        <w:rPr>
+          <w:lang w:val="es-HN"/>
+        </w:rPr>
+      </w:pPr>
+      <w:bookmarkStart w:id="48" w:name="_Toc244410306"/>
+      <w:r>
+        <w:rPr>
+          <w:lang w:val="es-HN"/>
+        </w:rPr>
+        <w:t>5.2.2. Alcance</w:t>
+      </w:r>
+      <w:bookmarkEnd w:id="48"/>
+    </w:p>
+    <w:p>
+      <w:pPr>
+        <w:pStyle w:val="Ttulo3"/>
+        <w:rPr>
+          <w:lang w:val="es-HN"/>
+        </w:rPr>
+      </w:pPr>
+      <w:bookmarkStart w:id="49" w:name="_Toc244410307"/>
+      <w:r>
+        <w:rPr>
+          <w:lang w:val="es-HN"/>
+        </w:rPr>
+        <w:t>5.2.3. Recursos Disponibles y Limitaciones</w:t>
+      </w:r>
+      <w:bookmarkEnd w:id="49"/>
+    </w:p>
+    <w:p>
+      <w:pPr>
+        <w:pStyle w:val="Ttulo3"/>
+        <w:rPr>
+          <w:lang w:val="es-HN"/>
+        </w:rPr>
+      </w:pPr>
+      <w:bookmarkStart w:id="50" w:name="_Toc244410308"/>
+      <w:r>
+        <w:rPr>
+          <w:lang w:val="es-HN"/>
+        </w:rPr>
+        <w:t>5.2.4. Actividades Desarrolladas</w:t>
+      </w:r>
+      <w:bookmarkEnd w:id="50"/>
+    </w:p>
+    <w:p>
+      <w:pPr>
+        <w:pStyle w:val="Ttulo3"/>
+        <w:rPr>
+          <w:lang w:val="es-HN"/>
+        </w:rPr>
+      </w:pPr>
+      <w:bookmarkStart w:id="51" w:name="_Toc244410309"/>
+      <w:r>
+        <w:rPr>
+          <w:lang w:val="es-HN"/>
+        </w:rPr>
+        <w:t>5.2.5. Resultados Obtenidos</w:t>
+      </w:r>
+      <w:bookmarkEnd w:id="51"/>
+    </w:p>
+    <w:p>
+      <w:pPr>
+        <w:pStyle w:val="Ttulo2"/>
+        <w:rPr>
+          <w:lang w:val="es-HN"/>
+        </w:rPr>
+      </w:pPr>
+      <w:bookmarkStart w:id="52" w:name="_Toc244410310"/>
+      <w:r>
+        <w:rPr>
+          <w:lang w:val="es-HN"/>
+        </w:rPr>
+        <w:t>5.3. Análisis Costo-Beneficio</w:t>
+      </w:r>
+      <w:bookmarkEnd w:id="52"/>
+    </w:p>
+    <w:p>
+      <w:pPr>
+        <w:pStyle w:val="Ttulo3"/>
+        <w:rPr>
+          <w:lang w:val="es-HN"/>
+        </w:rPr>
+      </w:pPr>
+      <w:bookmarkStart w:id="53" w:name="_Toc244410311"/>
+      <w:r>
+        <w:rPr>
+          <w:lang w:val="es-HN"/>
+        </w:rPr>
+        <w:t>5.3.1. Costos asociados a la práctica profesional</w:t>
+      </w:r>
+      <w:bookmarkEnd w:id="53"/>
+    </w:p>
+    <w:p>
+      <w:pPr>
+        <w:pStyle w:val="Ttulo3"/>
+        <w:rPr>
+          <w:lang w:val="es-HN"/>
+        </w:rPr>
+      </w:pPr>
+      <w:bookmarkStart w:id="54" w:name="_Toc244410312"/>
+      <w:r>
+        <w:rPr>
+          <w:lang w:val="es-HN"/>
+        </w:rPr>
+        <w:t>5.3.2. Beneficios identificados en el sistema GML</w:t>
+      </w:r>
+      <w:bookmarkEnd w:id="54"/>
+    </w:p>
+    <w:p>
+      <w:pPr>
+        <w:pStyle w:val="Ttulo3"/>
+        <w:rPr>
+          <w:lang w:val="es-HN"/>
+        </w:rPr>
+      </w:pPr>
+      <w:bookmarkStart w:id="55" w:name="_Toc244410313"/>
+      <w:r>
+        <w:rPr>
+          <w:lang w:val="es-HN"/>
+        </w:rPr>
+        <w:t>5.3.3. Análisis financiero costo-beneficio</w:t>
+      </w:r>
+      <w:bookmarkEnd w:id="55"/>
+    </w:p>
+    <w:p>
+      <w:pPr>
+        <w:pStyle w:val="Ttulo1"/>
+        <w:ind w:left="0"/>
+        <w:rPr>
+          <w:lang w:val="es-HN"/>
+        </w:rPr>
+      </w:pPr>
+      <w:bookmarkStart w:id="56" w:name="_Toc244410314"/>
+      <w:r>
+        <w:rPr>
+          <w:lang w:val="es-HN"/>
+        </w:rPr>
+        <w:t>Capítulo VI. Conclusiones</w:t>
+      </w:r>
+      <w:bookmarkEnd w:id="56"/>
+    </w:p>
+    <w:p>
+      <w:pPr>
+        <w:pStyle w:val="Ttulo1"/>
+        <w:ind w:left="0"/>
+        <w:rPr>
+          <w:lang w:val="es-HN"/>
+        </w:rPr>
+      </w:pPr>
+      <w:bookmarkStart w:id="57" w:name="_Toc244410315"/>
+      <w:r>
+        <w:rPr>
+          <w:lang w:val="es-HN"/>
+        </w:rPr>
+        <w:t>Capítulo VII. Recomendaciones</w:t>
+      </w:r>
+      <w:bookmarkEnd w:id="57"/>
+    </w:p>
+    <w:p>
+      <w:pPr>
+        <w:pStyle w:val="Ttulo1"/>
+        <w:ind w:left="0"/>
+        <w:rPr>
+          <w:lang w:val="es-HN"/>
+        </w:rPr>
+      </w:pPr>
+      <w:bookmarkStart w:id="58" w:name="_Toc244410316"/>
+      <w:r>
+        <w:rPr>
+          <w:lang w:val="es-HN"/>
+        </w:rPr>
+        <w:t>Referencias</w:t>
+      </w:r>
+      <w:bookmarkEnd w:id="58"/>
+    </w:p>
+    <w:p>
+      <w:pPr>
+        <w:pStyle w:val="Ttulo1"/>
+        <w:ind w:left="0"/>
+        <w:rPr>
+          <w:lang w:val="es-HN"/>
+        </w:rPr>
+      </w:pPr>
+      <w:bookmarkStart w:id="59" w:name="_Toc244410317"/>
+      <w:r>
+        <w:rPr>
+          <w:lang w:val="es-HN"/>
+        </w:rPr>
+        <w:t>Anexos</w:t>
+      </w:r>
+      <w:bookmarkEnd w:id="59"/>
+    </w:p>
+    <w:p>
+      <w:pPr>
+        <w:widowControl/>
+        <w:spacing w:after="160" w:line="259" w:lineRule="auto"/>
+        <w:rPr>
+          <w:rFonts w:ascii="Times New Roman" w:eastAsia="Times New Roman" w:hAnsi="Times New Roman"/>
+          <w:b/>
+          <w:bCs/>
+          <w:sz w:val="24"/>
+          <w:szCs w:val="32"/>
+          <w:lang w:val="es-HN"/>
+        </w:rPr>
+      </w:pPr>
+      <w:r>
+        <w:rPr>
+          <w:lang w:val="es-HN"/>
+        </w:rPr>
+        <w:br w:type="page"/>
+      </w:r>
     </w:p>
     <w:p>
       <w:pPr>
